--- a/ПАПС/Отчёты/ПР-5 ПАПС Тарасевич.docx
+++ b/ПАПС/Отчёты/ПР-5 ПАПС Тарасевич.docx
@@ -2393,6 +2393,89 @@
     <w:p>
       <w:pPr>
         <w:spacing w:line="360" w:lineRule="auto"/>
+        <w:ind w:left="0"/>
+        <w:jc w:val="center"/>
+        <w:rPr>
+          <w:bCs/>
+          <w:color w:val="000000"/>
+          <w:sz w:val="28"/>
+          <w:szCs w:val="28"/>
+        </w:rPr>
+      </w:pPr>
+      <w:r>
+        <w:rPr>
+          <w:bCs/>
+          <w:color w:val="000000"/>
+          <w:sz w:val="28"/>
+          <w:szCs w:val="28"/>
+        </w:rPr>
+        <w:drawing>
+          <wp:inline distT="0" distB="0" distL="0" distR="0" wp14:anchorId="4C3021A7" wp14:editId="401E838E">
+            <wp:extent cx="5940425" cy="3328035"/>
+            <wp:effectExtent l="19050" t="19050" r="22225" b="24765"/>
+            <wp:docPr id="1098488768" name="Рисунок 1"/>
+            <wp:cNvGraphicFramePr>
+              <a:graphicFrameLocks xmlns:a="http://schemas.openxmlformats.org/drawingml/2006/main" noChangeAspect="1"/>
+            </wp:cNvGraphicFramePr>
+            <a:graphic xmlns:a="http://schemas.openxmlformats.org/drawingml/2006/main">
+              <a:graphicData uri="http://schemas.openxmlformats.org/drawingml/2006/picture">
+                <pic:pic xmlns:pic="http://schemas.openxmlformats.org/drawingml/2006/picture">
+                  <pic:nvPicPr>
+                    <pic:cNvPr id="1098488768" name=""/>
+                    <pic:cNvPicPr/>
+                  </pic:nvPicPr>
+                  <pic:blipFill>
+                    <a:blip r:embed="rId8"/>
+                    <a:stretch>
+                      <a:fillRect/>
+                    </a:stretch>
+                  </pic:blipFill>
+                  <pic:spPr>
+                    <a:xfrm>
+                      <a:off x="0" y="0"/>
+                      <a:ext cx="5940425" cy="3328035"/>
+                    </a:xfrm>
+                    <a:prstGeom prst="rect">
+                      <a:avLst/>
+                    </a:prstGeom>
+                    <a:ln>
+                      <a:solidFill>
+                        <a:schemeClr val="tx1"/>
+                      </a:solidFill>
+                    </a:ln>
+                  </pic:spPr>
+                </pic:pic>
+              </a:graphicData>
+            </a:graphic>
+          </wp:inline>
+        </w:drawing>
+      </w:r>
+    </w:p>
+    <w:p>
+      <w:pPr>
+        <w:spacing w:line="360" w:lineRule="auto"/>
+        <w:ind w:left="0"/>
+        <w:jc w:val="center"/>
+        <w:rPr>
+          <w:bCs/>
+          <w:color w:val="000000"/>
+          <w:sz w:val="28"/>
+          <w:szCs w:val="28"/>
+        </w:rPr>
+      </w:pPr>
+      <w:r>
+        <w:rPr>
+          <w:bCs/>
+          <w:color w:val="000000"/>
+          <w:sz w:val="28"/>
+          <w:szCs w:val="28"/>
+        </w:rPr>
+        <w:t>Рисунок 1 – Диаграмма классов</w:t>
+      </w:r>
+    </w:p>
+    <w:p>
+      <w:pPr>
+        <w:spacing w:line="360" w:lineRule="auto"/>
         <w:ind w:left="0" w:firstLine="709"/>
         <w:jc w:val="both"/>
         <w:rPr>
@@ -2402,9 +2485,84 @@
           <w:szCs w:val="28"/>
         </w:rPr>
       </w:pPr>
+      <w:r>
+        <w:rPr>
+          <w:bCs/>
+          <w:color w:val="000000"/>
+          <w:sz w:val="28"/>
+          <w:szCs w:val="28"/>
+        </w:rPr>
+        <w:t>Оператор взаимодействует с системой только посредством веб-интерфейса. Поскольку в системе предполагается разделение доступа, считается, что каждому пользователю может соответствовать ни одного или один веб-интерфейс в соответствии с его уровнем допуска. Каждому же веб-интерфейсу может соответствовать только один оператор.</w:t>
+      </w:r>
+    </w:p>
+    <w:p>
+      <w:pPr>
+        <w:spacing w:line="360" w:lineRule="auto"/>
+        <w:ind w:left="0" w:firstLine="709"/>
+        <w:jc w:val="both"/>
+        <w:rPr>
+          <w:bCs/>
+          <w:color w:val="000000"/>
+          <w:sz w:val="28"/>
+          <w:szCs w:val="28"/>
+        </w:rPr>
+      </w:pPr>
+      <w:r>
+        <w:rPr>
+          <w:bCs/>
+          <w:color w:val="000000"/>
+          <w:sz w:val="28"/>
+          <w:szCs w:val="28"/>
+        </w:rPr>
+        <w:t xml:space="preserve">Веб-интерфейс передаёт команды пользователя системе управления. Каждому интерфейсу соответствует всего одна система. </w:t>
+      </w:r>
+    </w:p>
+    <w:p>
+      <w:pPr>
+        <w:spacing w:line="360" w:lineRule="auto"/>
+        <w:ind w:left="0" w:firstLine="709"/>
+        <w:jc w:val="both"/>
+        <w:rPr>
+          <w:bCs/>
+          <w:color w:val="000000"/>
+          <w:sz w:val="28"/>
+          <w:szCs w:val="28"/>
+        </w:rPr>
+      </w:pPr>
+      <w:r>
+        <w:rPr>
+          <w:bCs/>
+          <w:color w:val="000000"/>
+          <w:sz w:val="28"/>
+          <w:szCs w:val="28"/>
+        </w:rPr>
+        <w:t>Менеджер БД и менеджер устройств – сущности, реализующие функционал по управлению своей зоной ответственности. Их может быть несколько, если одной системой требуется мониторить устройства в нескольких подсетях и/или записывать информацию в разные базы данных.</w:t>
+      </w:r>
+    </w:p>
+    <w:p>
+      <w:pPr>
+        <w:spacing w:line="360" w:lineRule="auto"/>
+        <w:ind w:left="0" w:firstLine="709"/>
+        <w:jc w:val="both"/>
+        <w:rPr>
+          <w:bCs/>
+          <w:color w:val="000000"/>
+          <w:sz w:val="28"/>
+          <w:szCs w:val="28"/>
+        </w:rPr>
+      </w:pPr>
+      <w:r>
+        <w:rPr>
+          <w:bCs/>
+          <w:color w:val="000000"/>
+          <w:sz w:val="28"/>
+          <w:szCs w:val="28"/>
+        </w:rPr>
+        <w:t>Система соединяется с устройствами, которых может быть ноль и более. Устройства в свою очередь после добавления прикрепляются к своему менеджеру.</w:t>
+      </w:r>
     </w:p>
     <w:sectPr>
-      <w:footerReference w:type="default" r:id="rId8"/>
+      <w:footerReference w:type="default" r:id="rId9"/>
       <w:pgSz w:w="11906" w:h="16838"/>
       <w:pgMar w:top="1134" w:right="850" w:bottom="1134" w:left="1701" w:header="708" w:footer="708" w:gutter="0"/>
       <w:cols w:space="708"/>

--- a/ПАПС/Отчёты/ПР-5 ПАПС Тарасевич.docx
+++ b/ПАПС/Отчёты/ПР-5 ПАПС Тарасевич.docx
@@ -1992,7 +1992,6 @@
               <w:tab w:val="right" w:leader="dot" w:pos="9345"/>
             </w:tabs>
             <w:spacing w:after="0" w:line="360" w:lineRule="auto"/>
-            <w:jc w:val="both"/>
             <w:rPr>
               <w:rFonts w:asciiTheme="minorHAnsi" w:eastAsiaTheme="minorEastAsia" w:hAnsiTheme="minorHAnsi" w:cstheme="minorBidi"/>
               <w:noProof/>
@@ -2003,15 +2002,27 @@
             </w:rPr>
           </w:pPr>
           <w:r>
+            <w:rPr>
+              <w:sz w:val="28"/>
+              <w:szCs w:val="28"/>
+            </w:rPr>
             <w:fldChar w:fldCharType="begin"/>
           </w:r>
           <w:r>
+            <w:rPr>
+              <w:sz w:val="28"/>
+              <w:szCs w:val="28"/>
+            </w:rPr>
             <w:instrText xml:space="preserve"> TOC \o "1-3" \h \z \u </w:instrText>
           </w:r>
           <w:r>
+            <w:rPr>
+              <w:sz w:val="28"/>
+              <w:szCs w:val="28"/>
+            </w:rPr>
             <w:fldChar w:fldCharType="separate"/>
           </w:r>
-          <w:hyperlink w:anchor="_Toc224603790" w:history="1">
+          <w:hyperlink w:anchor="_Toc226296383" w:history="1">
             <w:r>
               <w:rPr>
                 <w:rStyle w:val="aa"/>
@@ -2046,7 +2057,7 @@
                 <w:sz w:val="28"/>
                 <w:szCs w:val="28"/>
               </w:rPr>
-              <w:instrText xml:space="preserve"> PAGEREF _Toc224603790 \h </w:instrText>
+              <w:instrText xml:space="preserve"> PAGEREF _Toc226296383 \h </w:instrText>
             </w:r>
             <w:r>
               <w:rPr>
@@ -2092,17 +2103,16 @@
               <w:tab w:val="right" w:leader="dot" w:pos="9345"/>
             </w:tabs>
             <w:spacing w:after="0" w:line="360" w:lineRule="auto"/>
-            <w:jc w:val="both"/>
             <w:rPr>
               <w:rFonts w:asciiTheme="minorHAnsi" w:eastAsiaTheme="minorEastAsia" w:hAnsiTheme="minorHAnsi" w:cstheme="minorBidi"/>
               <w:noProof/>
               <w:kern w:val="2"/>
-              <w:sz w:val="24"/>
-              <w:szCs w:val="24"/>
+              <w:sz w:val="28"/>
+              <w:szCs w:val="28"/>
               <w14:ligatures w14:val="standardContextual"/>
             </w:rPr>
           </w:pPr>
-          <w:hyperlink w:anchor="_Toc224603791" w:history="1">
+          <w:hyperlink w:anchor="_Toc226296384" w:history="1">
             <w:r>
               <w:rPr>
                 <w:rStyle w:val="aa"/>
@@ -2110,7 +2120,7 @@
                 <w:sz w:val="28"/>
                 <w:szCs w:val="28"/>
               </w:rPr>
-              <w:t>2 Спецификация требований</w:t>
+              <w:t>2 Диаграмма классов</w:t>
             </w:r>
             <w:r>
               <w:rPr>
@@ -2137,7 +2147,7 @@
                 <w:sz w:val="28"/>
                 <w:szCs w:val="28"/>
               </w:rPr>
-              <w:instrText xml:space="preserve"> PAGEREF _Toc224603791 \h </w:instrText>
+              <w:instrText xml:space="preserve"> PAGEREF _Toc226296384 \h </w:instrText>
             </w:r>
             <w:r>
               <w:rPr>
@@ -2177,10 +2187,15 @@
           </w:hyperlink>
         </w:p>
         <w:p>
+          <w:pPr>
+            <w:spacing w:line="360" w:lineRule="auto"/>
+          </w:pPr>
           <w:r>
             <w:rPr>
               <w:b/>
               <w:bCs/>
+              <w:sz w:val="28"/>
+              <w:szCs w:val="28"/>
             </w:rPr>
             <w:fldChar w:fldCharType="end"/>
           </w:r>
@@ -2207,7 +2222,7 @@
       <w:r>
         <w:br w:type="column"/>
       </w:r>
-      <w:bookmarkStart w:id="0" w:name="_Toc224603790"/>
+      <w:bookmarkStart w:id="0" w:name="_Toc226296383"/>
       <w:r>
         <w:lastRenderedPageBreak/>
         <w:t>1 Постановка задачи</w:t>
@@ -2346,18 +2361,18 @@
       <w:r>
         <w:br w:type="column"/>
       </w:r>
-      <w:bookmarkStart w:id="1" w:name="_Toc224603791"/>
+      <w:bookmarkStart w:id="1" w:name="_Toc226296384"/>
       <w:r>
         <w:lastRenderedPageBreak/>
         <w:t xml:space="preserve">2 </w:t>
       </w:r>
-      <w:bookmarkEnd w:id="1"/>
       <w:r>
         <w:t xml:space="preserve">Диаграмма </w:t>
       </w:r>
       <w:r>
         <w:t>классов</w:t>
       </w:r>
+      <w:bookmarkEnd w:id="1"/>
     </w:p>
     <w:p>
       <w:pPr>
@@ -2405,6 +2420,7 @@
       <w:r>
         <w:rPr>
           <w:bCs/>
+          <w:noProof/>
           <w:color w:val="000000"/>
           <w:sz w:val="28"/>
           <w:szCs w:val="28"/>
